--- a/course_development/active_inference_family/03_patterns_in_play/01_systems/output/study-guides/01_systems-practice_quiz.docx
+++ b/course_development/active_inference_family/03_patterns_in_play/01_systems/output/study-guides/01_systems-practice_quiz.docx
@@ -4,108 +4,58 @@
   <w:body>
     <w:p>
       <w:r>
-        <w:t>Practice Quiz: Systems</w:t>
+        <w:t>Practice Quiz: The Rules of the Game</w:t>
       </w:r>
     </w:p>
     <w:p>
       <w:r>
-        <w:t>Part A: Multiple Choice</w:t>
+        <w:t>Part A: Reflect Together</w:t>
       </w:r>
     </w:p>
     <w:p>
       <w:r>
-        <w:t>What is the primary role of Systems in Active Inference?</w:t>
+        <w:t>What make a Game possible? A) A ball.</w:t>
         <w:br/>
-        <w:t>A) To maximize reward</w:t>
+        <w:t xml:space="preserve">    B) Rules (Constraints).</w:t>
         <w:br/>
-        <w:t>B) To minimize variational free energy</w:t>
-        <w:br/>
-        <w:t>C) To increase entropy</w:t>
-        <w:br/>
-        <w:t>D) To eliminate the Markov Blanket</w:t>
+        <w:t xml:space="preserve">    C) A uniform.</w:t>
       </w:r>
     </w:p>
     <w:p>
       <w:r>
-        <w:t>In Family, Systems is best described as:</w:t>
+        <w:t>Where do the rules apply? A) Everywhere in the world.</w:t>
         <w:br/>
-        <w:t>A) A static property</w:t>
+        <w:t xml:space="preserve">    B) Only inside the "Magic Circle" (The Game Boundary).</w:t>
         <w:br/>
-        <w:t>B) A dynamic process</w:t>
-        <w:br/>
-        <w:t>C) An external state</w:t>
-        <w:br/>
-        <w:t>D) A random variable</w:t>
+        <w:t xml:space="preserve">    C) On the moon.</w:t>
       </w:r>
     </w:p>
     <w:p>
       <w:r>
-        <w:t>Which mathematical quantity is most central to Systems?</w:t>
-        <w:br/>
-        <w:t>A) The Lagrangian</w:t>
-        <w:br/>
-        <w:t>B) The expected free energy</w:t>
-        <w:br/>
-        <w:t>C) The surprisal</w:t>
-        <w:br/>
-        <w:t>D) The precision</w:t>
+        <w:t>True or False : Cheating ruins the game for everyone.</w:t>
       </w:r>
     </w:p>
     <w:p>
       <w:r>
-        <w:t>How does Systems relate to the concept of the Generative Model?</w:t>
+        <w:t>(True. It breaks the system).     Why do we have boundaries in Tag? A) So we don't run into the street (Safety).</w:t>
         <w:br/>
-        <w:t>A) It is separate from the model</w:t>
+        <w:t xml:space="preserve">    B) To be mean.</w:t>
         <w:br/>
-        <w:t>B) It is a component of the model</w:t>
-        <w:br/>
-        <w:t>C) It destroys the model</w:t>
-        <w:br/>
-        <w:t>D) It is only relevant for the environment</w:t>
+        <w:t xml:space="preserve">    C) To stop the fun.</w:t>
       </w:r>
     </w:p>
     <w:p>
       <w:r>
-        <w:t>A failure in Systems would likely result in:</w:t>
+        <w:t>What happens if players follow different rules? A) The game is confusing (System Failure).</w:t>
         <w:br/>
-        <w:t>A) Perfect prediction</w:t>
+        <w:t xml:space="preserve">    B) It is more fun.</w:t>
         <w:br/>
-        <w:t>B) Generalized surprise</w:t>
-        <w:br/>
-        <w:t>C) Immediate death of the agent</w:t>
-        <w:br/>
-        <w:t>D) Zero entropy</w:t>
+        <w:t xml:space="preserve">    C) Nothing.</w:t>
       </w:r>
     </w:p>
     <w:p>
       <w:r>
-        <w:t>Which scale is most relevant for analyzing Systems in this course?</w:t>
-        <w:br/>
-        <w:t>A) Quantum</w:t>
-        <w:br/>
-        <w:t>B) Neural</w:t>
-        <w:br/>
-        <w:t>C) Social</w:t>
-        <w:br/>
-        <w:t>D) All of the above</w:t>
-      </w:r>
-    </w:p>
-    <w:p>
-      <w:r>
-        <w:t>Systems connects directly to which other component?</w:t>
-        <w:br/>
-        <w:t>A) The step before it</w:t>
-        <w:br/>
-        <w:t>B) The step after it</w:t>
-        <w:br/>
-        <w:t>C) Both A and B</w:t>
-        <w:br/>
-        <w:t>D) None of the above</w:t>
-      </w:r>
-    </w:p>
-    <w:p>
-      <w:r>
-        <w:t>Part B: Short Answer</w:t>
+        <w:t>Part B: Discussion Questions</w:t>
       </w:r>
     </w:p>
     <w:sectPr>
